--- a/BARCODE.docx
+++ b/BARCODE.docx
@@ -7,17 +7,20 @@
         <w:jc w:val="center"/>
       </w:pPr>
       <w:r>
+        <w:rPr>
+          <w:noProof/>
+        </w:rPr>
         <w:drawing>
-          <wp:anchor distT="0" distB="0" distL="114300" distR="114300" simplePos="0" relativeHeight="251660288" behindDoc="0" locked="0" layoutInCell="1" allowOverlap="1" wp14:anchorId="35A06C54" wp14:editId="7CDFB9C2">
+          <wp:anchor distT="0" distB="0" distL="114300" distR="114300" simplePos="0" relativeHeight="251660288" behindDoc="0" locked="0" layoutInCell="1" allowOverlap="1" wp14:anchorId="35A06C54" wp14:editId="6A638806">
             <wp:simplePos x="0" y="0"/>
             <wp:positionH relativeFrom="margin">
-              <wp:posOffset>-835660</wp:posOffset>
+              <wp:posOffset>673100</wp:posOffset>
             </wp:positionH>
             <wp:positionV relativeFrom="paragraph">
-              <wp:posOffset>421005</wp:posOffset>
+              <wp:posOffset>215900</wp:posOffset>
             </wp:positionV>
-            <wp:extent cx="7575550" cy="7700915"/>
-            <wp:effectExtent l="0" t="0" r="6350" b="0"/>
+            <wp:extent cx="4914900" cy="4996236"/>
+            <wp:effectExtent l="0" t="0" r="0" b="0"/>
             <wp:wrapNone/>
             <wp:docPr id="1057468989" name="Picture 1"/>
             <wp:cNvGraphicFramePr>
@@ -45,7 +48,7 @@
                   <pic:spPr>
                     <a:xfrm>
                       <a:off x="0" y="0"/>
-                      <a:ext cx="7575550" cy="7700915"/>
+                      <a:ext cx="4914900" cy="4996236"/>
                     </a:xfrm>
                     <a:prstGeom prst="rect">
                       <a:avLst/>
@@ -122,46 +125,30 @@
                         <w:txbxContent>
                           <w:p>
                             <w:pPr>
+                              <w:jc w:val="center"/>
                               <w:rPr>
                                 <w:rFonts w:ascii="Segoe UI Symbol" w:hAnsi="Segoe UI Symbol"/>
                                 <w:color w:val="000000" w:themeColor="text1"/>
-                                <w:sz w:val="96"/>
-                                <w:szCs w:val="96"/>
+                                <w:sz w:val="72"/>
+                                <w:szCs w:val="72"/>
                               </w:rPr>
                             </w:pPr>
                             <w:r>
                               <w:rPr>
                                 <w:rFonts w:ascii="Segoe UI Symbol" w:hAnsi="Segoe UI Symbol"/>
                                 <w:color w:val="000000" w:themeColor="text1"/>
-                                <w:sz w:val="96"/>
-                                <w:szCs w:val="96"/>
+                                <w:sz w:val="72"/>
+                                <w:szCs w:val="72"/>
                               </w:rPr>
-                              <w:t>⚠️</w:t>
-                            </w:r>
-                            <w:r>
-                              <w:rPr>
-                                <w:rFonts w:ascii="Segoe UI Symbol" w:hAnsi="Segoe UI Symbol"/>
-                                <w:color w:val="000000" w:themeColor="text1"/>
-                                <w:sz w:val="96"/>
-                                <w:szCs w:val="96"/>
-                              </w:rPr>
-                              <w:t xml:space="preserve"> </w:t>
+                              <w:t xml:space="preserve">⚠️ </w:t>
                             </w:r>
                             <w:r>
                               <w:rPr>
                                 <w:color w:val="000000" w:themeColor="text1"/>
-                                <w:sz w:val="96"/>
-                                <w:szCs w:val="96"/>
+                                <w:sz w:val="72"/>
+                                <w:szCs w:val="72"/>
                               </w:rPr>
                               <w:t>JANGAN DI SCAN</w:t>
-                            </w:r>
-                            <w:r>
-                              <w:rPr>
-                                <w:color w:val="000000" w:themeColor="text1"/>
-                                <w:sz w:val="96"/>
-                                <w:szCs w:val="96"/>
-                              </w:rPr>
-                              <w:t xml:space="preserve"> </w:t>
                             </w:r>
                           </w:p>
                         </w:txbxContent>
@@ -191,46 +178,30 @@
                   <w:txbxContent>
                     <w:p>
                       <w:pPr>
+                        <w:jc w:val="center"/>
                         <w:rPr>
                           <w:rFonts w:ascii="Segoe UI Symbol" w:hAnsi="Segoe UI Symbol"/>
                           <w:color w:val="000000" w:themeColor="text1"/>
-                          <w:sz w:val="96"/>
-                          <w:szCs w:val="96"/>
+                          <w:sz w:val="72"/>
+                          <w:szCs w:val="72"/>
                         </w:rPr>
                       </w:pPr>
                       <w:r>
                         <w:rPr>
                           <w:rFonts w:ascii="Segoe UI Symbol" w:hAnsi="Segoe UI Symbol"/>
                           <w:color w:val="000000" w:themeColor="text1"/>
-                          <w:sz w:val="96"/>
-                          <w:szCs w:val="96"/>
+                          <w:sz w:val="72"/>
+                          <w:szCs w:val="72"/>
                         </w:rPr>
-                        <w:t>⚠️</w:t>
-                      </w:r>
-                      <w:r>
-                        <w:rPr>
-                          <w:rFonts w:ascii="Segoe UI Symbol" w:hAnsi="Segoe UI Symbol"/>
-                          <w:color w:val="000000" w:themeColor="text1"/>
-                          <w:sz w:val="96"/>
-                          <w:szCs w:val="96"/>
-                        </w:rPr>
-                        <w:t xml:space="preserve"> </w:t>
+                        <w:t xml:space="preserve">⚠️ </w:t>
                       </w:r>
                       <w:r>
                         <w:rPr>
                           <w:color w:val="000000" w:themeColor="text1"/>
-                          <w:sz w:val="96"/>
-                          <w:szCs w:val="96"/>
+                          <w:sz w:val="72"/>
+                          <w:szCs w:val="72"/>
                         </w:rPr>
                         <w:t>JANGAN DI SCAN</w:t>
-                      </w:r>
-                      <w:r>
-                        <w:rPr>
-                          <w:color w:val="000000" w:themeColor="text1"/>
-                          <w:sz w:val="96"/>
-                          <w:szCs w:val="96"/>
-                        </w:rPr>
-                        <w:t xml:space="preserve"> </w:t>
                       </w:r>
                     </w:p>
                   </w:txbxContent>
